--- a/analysis/Angerona_Capability_Doc_v1.8.0.docx
+++ b/analysis/Angerona_Capability_Doc_v1.8.0.docx
@@ -5497,7 +5497,7 @@
         <w:pStyle w:val="ListBullet"/>
       </w:pPr>
       <w:r>
-        <w:t>The canonical runtime, TEMP/TMP, scanner evidence, drill sandbox, reports, settings, diagnostics, and databases live under D:\local-security-ai\AngeronaSuite\runtime-data. The flight recorder is WAL/NORMAL, severity-aware, incrementally vacuumed, capped near 40,000 rows, and limited to a 16 MiB WAL journal; AAR history and watchdog logs are also bounded.</w:t>
+        <w:t>The canonical runtime, TEMP/TMP, scanner evidence, drill sandbox, reports, settings, diagnostics, and databases live under &lt;install-folder&gt;\runtime-data. The flight recorder is WAL/NORMAL, severity-aware, incrementally vacuumed, capped near 40,000 rows, and limited to a 16 MiB WAL journal; AAR history and watchdog logs are also bounded.</w:t>
       </w:r>
     </w:p>
     <w:p>
@@ -5585,7 +5585,82 @@
         <w:t>Full application self-check: 26/26 phases. Raw module diagnostics: 47 pass, 15 expected stopped/idle/optional-Ollama skips, 0 genuine failures.</w:t>
       </w:r>
     </w:p>
+    <w:p>
+      <w:r>
+        <w:br w:type="page"/>
+      </w:r>
+    </w:p>
+    <w:p>
+      <w:r>
+        <w:rPr>
+          <w:b/>
+          <w:sz w:val="36"/>
+        </w:rPr>
+        <w:t>v1.9.3 Cycle 3 Public-Release Update</w:t>
+      </w:r>
+    </w:p>
+    <w:p>
+      <w:r>
+        <w:t>Validated 2026-07-19 through three focused rounds covering security and privacy, correctness and remediation, and sustained performance/UI behavior.</w:t>
+      </w:r>
+    </w:p>
+    <w:p>
+      <w:r>
+        <w:t>• Purple Guard only marks a drill technique remediated after a fresh, later, different-run detector catch; AARs separate detection coverage from response coverage.</w:t>
+      </w:r>
+    </w:p>
+    <w:p>
+      <w:r>
+        <w:t>• Settings now expose trusted-process learning and direct push-to-talk conversational controls, including verified offline speech-model installation.</w:t>
+      </w:r>
+    </w:p>
+    <w:p>
+      <w:r>
+        <w:t>• The one-click Windows path enforces Python 3.10+, wheel-only dependencies, complete package installation, protected runtime storage, and a frozen-release completeness gate.</w:t>
+      </w:r>
+    </w:p>
+    <w:p>
+      <w:r>
+        <w:t>Verification baseline: 57 automated tests passed with one platform-specific skip; the product self-check completed 26/26 gates and ARIA completed 13/13 checks.</w:t>
+      </w:r>
+    </w:p>
+    <w:p>
+      <w:r>
+        <w:br w:type="page"/>
+      </w:r>
+    </w:p>
+    <w:p>
+      <w:r>
+        <w:rPr>
+          <w:b/>
+          <w:sz w:val="36"/>
+        </w:rPr>
+        <w:t>v1.9.3 Final Installer and Publication Gate</w:t>
+      </w:r>
+    </w:p>
+    <w:p>
+      <w:r>
+        <w:t>? The recommended GitHub release is now a one-click protected install: it re-verifies both one-file executables, installs them under %ProgramFiles%\Angerona, creates the supported shortcut, and defaults mutable state to protected D:\AngeronaData on a fixed D: volume, with protected %ProgramData%\Angerona only when D: is unavailable. Legacy per-user C: spill is migrated collision-safely.</w:t>
+      </w:r>
+    </w:p>
+    <w:p>
+      <w:r>
+        <w:t>• The Black Box is built first and its SHA-256 is embedded in Angerona.exe. Frozen launch requires the same protected root, non-writable ACLs, no reparse points, and an exact digest match. The verified offline speech model and ARIA documentation are bundled.</w:t>
+      </w:r>
+    </w:p>
+    <w:p>
+      <w:r>
+        <w:t>• The full CPython 3.12 Windows release/tool dependency closure is pinned. Contributor source setup rejects an untrusted pre-existing virtual environment and only accepts Authenticode-valid official Python/Ollama executables. The public tree uses synthetic demo telemetry and contains no personal workstation identity or paths.</w:t>
+      </w:r>
+    </w:p>
+    <w:p>
+      <w:r>
+        <w:t>• Verification: 63 modules discovered; 57 automated tests passed with one platform skip; product self-check 26/26; ARIA 13/13. Current files are privacy-clean, but Git history still requires an explicit owner-approved rewrite or clean-repository publication before going public. Builds remain unsigned until an Authenticode certificate is supplied.</w:t>
+      </w:r>
+    </w:p>
     <w:sectPr>
+      <w:headerReference w:type="default" r:id="rId9"/>
+      <w:footerReference w:type="default" r:id="rId10"/>
       <w:pgSz w:w="12240" w:h="15840"/>
       <w:pgMar w:top="1008" w:right="1152" w:bottom="1008" w:left="1152" w:header="720" w:footer="720" w:gutter="0"/>
       <w:cols w:space="720"/>
@@ -5593,6 +5668,26 @@
     </w:sectPr>
   </w:body>
 </w:document>
+</file>
+
+<file path=word/footer1.xml><?xml version="1.0" encoding="utf-8"?>
+<w:ftr xmlns:m="http://schemas.openxmlformats.org/officeDocument/2006/math" xmlns:mc="http://schemas.openxmlformats.org/markup-compatibility/2006" xmlns:mo="http://schemas.microsoft.com/office/mac/office/2008/main" xmlns:mv="urn:schemas-microsoft-com:mac:vml" xmlns:o="urn:schemas-microsoft-com:office:office" xmlns:r="http://schemas.openxmlformats.org/officeDocument/2006/relationships" xmlns:v="urn:schemas-microsoft-com:vml" xmlns:w10="urn:schemas-microsoft-com:office:word" xmlns:w14="http://schemas.microsoft.com/office/word/2010/wordml" xmlns:w="http://schemas.openxmlformats.org/wordprocessingml/2006/main" xmlns:wne="http://schemas.microsoft.com/office/word/2006/wordml" xmlns:wp14="http://schemas.microsoft.com/office/word/2010/wordprocessingDrawing" xmlns:wp="http://schemas.openxmlformats.org/drawingml/2006/wordprocessingDrawing" xmlns:wpc="http://schemas.microsoft.com/office/word/2010/wordprocessingCanvas" xmlns:wpg="http://schemas.microsoft.com/office/word/2010/wordprocessingGroup" xmlns:wpi="http://schemas.microsoft.com/office/word/2010/wordprocessingInk" xmlns:wps="http://schemas.microsoft.com/office/word/2010/wordprocessingShape" mc:Ignorable="w14 wp14">
+  <w:p>
+    <w:pPr>
+      <w:pStyle w:val="Footer"/>
+    </w:pPr>
+  </w:p>
+</w:ftr>
+</file>
+
+<file path=word/header1.xml><?xml version="1.0" encoding="utf-8"?>
+<w:hdr xmlns:m="http://schemas.openxmlformats.org/officeDocument/2006/math" xmlns:mc="http://schemas.openxmlformats.org/markup-compatibility/2006" xmlns:mo="http://schemas.microsoft.com/office/mac/office/2008/main" xmlns:mv="urn:schemas-microsoft-com:mac:vml" xmlns:o="urn:schemas-microsoft-com:office:office" xmlns:r="http://schemas.openxmlformats.org/officeDocument/2006/relationships" xmlns:v="urn:schemas-microsoft-com:vml" xmlns:w10="urn:schemas-microsoft-com:office:word" xmlns:w14="http://schemas.microsoft.com/office/word/2010/wordml" xmlns:w="http://schemas.openxmlformats.org/wordprocessingml/2006/main" xmlns:wne="http://schemas.microsoft.com/office/word/2006/wordml" xmlns:wp14="http://schemas.microsoft.com/office/word/2010/wordprocessingDrawing" xmlns:wp="http://schemas.openxmlformats.org/drawingml/2006/wordprocessingDrawing" xmlns:wpc="http://schemas.microsoft.com/office/word/2010/wordprocessingCanvas" xmlns:wpg="http://schemas.microsoft.com/office/word/2010/wordprocessingGroup" xmlns:wpi="http://schemas.microsoft.com/office/word/2010/wordprocessingInk" xmlns:wps="http://schemas.microsoft.com/office/word/2010/wordprocessingShape" mc:Ignorable="w14 wp14">
+  <w:p>
+    <w:pPr>
+      <w:pStyle w:val="Header"/>
+    </w:pPr>
+  </w:p>
+</w:hdr>
 </file>
 
 <file path=word/numbering.xml><?xml version="1.0" encoding="utf-8"?>
